--- a/reports/1_PRD_DocMindX_AI_HI.docx
+++ b/reports/1_PRD_DocMindX_AI_HI.docx
@@ -55,7 +55,7 @@
       <w:tr>
         <w:tc>
           <w:tcPr>
-            <w:tcW w:type="dxa" w:w="2160"/>
+            <w:tcW w:type="dxa" w:w="2016"/>
             <w:shd w:fill="F1F5F9"/>
           </w:tcPr>
           <w:p>
@@ -67,7 +67,7 @@
                 <w:rFonts w:ascii="Segoe UI" w:hAnsi="Segoe UI"/>
                 <w:b/>
                 <w:color w:val="0A2540"/>
-                <w:sz w:val="18"/>
+                <w:sz w:val="17"/>
               </w:rPr>
               <w:t>प्रोजेक्ट</w:t>
             </w:r>
@@ -75,7 +75,7 @@
         </w:tc>
         <w:tc>
           <w:tcPr>
-            <w:tcW w:type="dxa" w:w="2592"/>
+            <w:tcW w:type="dxa" w:w="3168"/>
             <w:shd w:fill="F8FAFC"/>
           </w:tcPr>
           <w:p>
@@ -86,15 +86,15 @@
               <w:rPr>
                 <w:rFonts w:ascii="Segoe UI" w:hAnsi="Segoe UI"/>
                 <w:color w:val="1E293B"/>
-                <w:sz w:val="18"/>
+                <w:sz w:val="17"/>
               </w:rPr>
-              <w:t>DocMindX AI v2.0</w:t>
+              <w:t>DocMindX AI v2.0 (क्लिनिकल इंटेलिजेंस)</w:t>
             </w:r>
           </w:p>
         </w:tc>
         <w:tc>
           <w:tcPr>
-            <w:tcW w:type="dxa" w:w="2160"/>
+            <w:tcW w:type="dxa" w:w="1872"/>
             <w:shd w:fill="F1F5F9"/>
           </w:tcPr>
           <w:p>
@@ -106,15 +106,15 @@
                 <w:rFonts w:ascii="Segoe UI" w:hAnsi="Segoe UI"/>
                 <w:b/>
                 <w:color w:val="0A2540"/>
-                <w:sz w:val="18"/>
+                <w:sz w:val="17"/>
               </w:rPr>
-              <w:t>लेखक / आर्किटेक्ट</w:t>
+              <w:t>स्थिति</w:t>
             </w:r>
           </w:p>
         </w:tc>
         <w:tc>
           <w:tcPr>
-            <w:tcW w:type="dxa" w:w="2448"/>
+            <w:tcW w:type="dxa" w:w="2304"/>
             <w:shd w:fill="F8FAFC"/>
           </w:tcPr>
           <w:p>
@@ -125,9 +125,9 @@
               <w:rPr>
                 <w:rFonts w:ascii="Segoe UI" w:hAnsi="Segoe UI"/>
                 <w:color w:val="1E293B"/>
-                <w:sz w:val="18"/>
+                <w:sz w:val="17"/>
               </w:rPr>
-              <w:t>Daksh Vasani</w:t>
+              <w:t>प्रोडक्शन सत्यापित (97.58% सटीकता)</w:t>
             </w:r>
           </w:p>
         </w:tc>
@@ -135,7 +135,7 @@
       <w:tr>
         <w:tc>
           <w:tcPr>
-            <w:tcW w:type="dxa" w:w="2160"/>
+            <w:tcW w:type="dxa" w:w="2016"/>
             <w:shd w:fill="F1F5F9"/>
           </w:tcPr>
           <w:p>
@@ -147,15 +147,15 @@
                 <w:rFonts w:ascii="Segoe UI" w:hAnsi="Segoe UI"/>
                 <w:b/>
                 <w:color w:val="0A2540"/>
-                <w:sz w:val="18"/>
+                <w:sz w:val="17"/>
               </w:rPr>
-              <w:t>ट्रैक</w:t>
+              <w:t>विद्यार्थी / शोधकर्ता</w:t>
             </w:r>
           </w:p>
         </w:tc>
         <w:tc>
           <w:tcPr>
-            <w:tcW w:type="dxa" w:w="2592"/>
+            <w:tcW w:type="dxa" w:w="3168"/>
             <w:shd w:fill="F8FAFC"/>
           </w:tcPr>
           <w:p>
@@ -166,15 +166,17 @@
               <w:rPr>
                 <w:rFonts w:ascii="Segoe UI" w:hAnsi="Segoe UI"/>
                 <w:color w:val="1E293B"/>
-                <w:sz w:val="18"/>
+                <w:sz w:val="17"/>
               </w:rPr>
-              <w:t>स्मार्ट हेल्थ एवं सप्लाई चेन</w:t>
+              <w:t>1. आकाश शाह   2. आलोक राणा</w:t>
+              <w:br/>
+              <w:t>3. वासणी दक्ष विठ्ठलभाई</w:t>
             </w:r>
           </w:p>
         </w:tc>
         <w:tc>
           <w:tcPr>
-            <w:tcW w:type="dxa" w:w="2160"/>
+            <w:tcW w:type="dxa" w:w="1872"/>
             <w:shd w:fill="F1F5F9"/>
           </w:tcPr>
           <w:p>
@@ -186,15 +188,15 @@
                 <w:rFonts w:ascii="Segoe UI" w:hAnsi="Segoe UI"/>
                 <w:b/>
                 <w:color w:val="0A2540"/>
-                <w:sz w:val="18"/>
+                <w:sz w:val="17"/>
               </w:rPr>
-              <w:t>स्थिति</w:t>
+              <w:t>संस्थान / विभाग</w:t>
             </w:r>
           </w:p>
         </w:tc>
         <w:tc>
           <w:tcPr>
-            <w:tcW w:type="dxa" w:w="2448"/>
+            <w:tcW w:type="dxa" w:w="2304"/>
             <w:shd w:fill="F8FAFC"/>
           </w:tcPr>
           <w:p>
@@ -205,9 +207,89 @@
               <w:rPr>
                 <w:rFonts w:ascii="Segoe UI" w:hAnsi="Segoe UI"/>
                 <w:color w:val="1E293B"/>
-                <w:sz w:val="18"/>
+                <w:sz w:val="17"/>
               </w:rPr>
-              <w:t>प्रोडक्शन रेडी / सत्यापित</w:t>
+              <w:t>SOCCA (M.Sc. D.S.)</w:t>
+            </w:r>
+          </w:p>
+        </w:tc>
+      </w:tr>
+      <w:tr>
+        <w:tc>
+          <w:tcPr>
+            <w:tcW w:type="dxa" w:w="2016"/>
+            <w:shd w:fill="F1F5F9"/>
+          </w:tcPr>
+          <w:p>
+            <w:pPr>
+              <w:spacing w:before="40" w:after="40"/>
+            </w:pPr>
+            <w:r>
+              <w:rPr>
+                <w:rFonts w:ascii="Segoe UI" w:hAnsi="Segoe UI"/>
+                <w:b/>
+                <w:color w:val="0A2540"/>
+                <w:sz w:val="17"/>
+              </w:rPr>
+              <w:t>प्रोजेक्ट मार्गदर्शक</w:t>
+            </w:r>
+          </w:p>
+        </w:tc>
+        <w:tc>
+          <w:tcPr>
+            <w:tcW w:type="dxa" w:w="3168"/>
+            <w:shd w:fill="F8FAFC"/>
+          </w:tcPr>
+          <w:p>
+            <w:pPr>
+              <w:spacing w:before="40" w:after="40"/>
+            </w:pPr>
+            <w:r>
+              <w:rPr>
+                <w:rFonts w:ascii="Segoe UI" w:hAnsi="Segoe UI"/>
+                <w:color w:val="1E293B"/>
+                <w:sz w:val="17"/>
+              </w:rPr>
+              <w:t>श्री केतन नकुम (Mr. Ketan Nakum)</w:t>
+            </w:r>
+          </w:p>
+        </w:tc>
+        <w:tc>
+          <w:tcPr>
+            <w:tcW w:type="dxa" w:w="1872"/>
+            <w:shd w:fill="F1F5F9"/>
+          </w:tcPr>
+          <w:p>
+            <w:pPr>
+              <w:spacing w:before="40" w:after="40"/>
+            </w:pPr>
+            <w:r>
+              <w:rPr>
+                <w:rFonts w:ascii="Segoe UI" w:hAnsi="Segoe UI"/>
+                <w:b/>
+                <w:color w:val="0A2540"/>
+                <w:sz w:val="17"/>
+              </w:rPr>
+              <w:t>विभाग</w:t>
+            </w:r>
+          </w:p>
+        </w:tc>
+        <w:tc>
+          <w:tcPr>
+            <w:tcW w:type="dxa" w:w="2304"/>
+            <w:shd w:fill="F8FAFC"/>
+          </w:tcPr>
+          <w:p>
+            <w:pPr>
+              <w:spacing w:before="40" w:after="40"/>
+            </w:pPr>
+            <w:r>
+              <w:rPr>
+                <w:rFonts w:ascii="Segoe UI" w:hAnsi="Segoe UI"/>
+                <w:color w:val="1E293B"/>
+                <w:sz w:val="17"/>
+              </w:rPr>
+              <w:t>SOCCA (M.Sc. D.S.)</w:t>
             </w:r>
           </w:p>
         </w:tc>
@@ -215,7 +297,7 @@
     </w:tbl>
     <w:p>
       <w:pPr>
-        <w:spacing w:before="240" w:after="160"/>
+        <w:spacing w:before="200" w:after="160"/>
       </w:pPr>
     </w:p>
     <w:p>
@@ -1058,7 +1140,7 @@
           <w:color w:val="1E293B"/>
           <w:sz w:val="20"/>
         </w:rPr>
-        <w:t>US-01 [बहुभाषी वॉइस ट्राइएज]:</w:t>
+        <w:t>US-01 [डेमोग्राफिक्स व पारिवारिक प्रोफाइल]:</w:t>
       </w:r>
       <w:r>
         <w:rPr>
@@ -1066,7 +1148,7 @@
           <w:color w:val="1E293B"/>
           <w:sz w:val="20"/>
         </w:rPr>
-        <w:t xml:space="preserve"> एक नागरिक के रूप में, मैं हिंदी या गुजराती में बोलकर अपने लक्षण (जैसे 'मुझे 3 दिन से तेज बुखार और कंपकंपी है') दर्ज कर सकूं ताकि मुझे तुरंत आकलन मिल सके।</w:t>
+        <w:t xml:space="preserve"> एक नागरिक के रूप में, मैं अपने और अपने परिवार के सदस्यों की प्रोफाइल बना सकूं जिसमें उम्र, लिंग, राज्य/स्थान, ऊंचाई, वजन और ब्लड ग्रुप (A+, A-, B+, B-, AB+, AB-, O+, O-, अज्ञात) सहेजे जाएं, ताकि सदस्य चुनते ही ये विवरण स्वतः भर जाएं।</w:t>
       </w:r>
     </w:p>
     <w:p>
@@ -1082,7 +1164,7 @@
           <w:color w:val="1E293B"/>
           <w:sz w:val="20"/>
         </w:rPr>
-        <w:t>US-02 [साक्ष्य पृथक्करण]:</w:t>
+        <w:t>US-02 [मल्टीमॉडल इनटेक (बोलकर/लिखकर/फोटो)]:</w:t>
       </w:r>
       <w:r>
         <w:rPr>
@@ -1090,7 +1172,7 @@
           <w:color w:val="1E293B"/>
           <w:sz w:val="20"/>
         </w:rPr>
-        <w:t xml:space="preserve"> एक मरीज के रूप में, मैं चाहता हूं कि सिस्टम मेरे बताए गए असली लक्षणों को अलग रखे और बाहरी मेडिकल डेटा के साथ घालमेल न करे।</w:t>
+        <w:t xml:space="preserve"> एक उपयोगकर्ता के रूप में, मैं हिंदी, गुजराती या अंग्रेजी में बोलकर (Whisper ASR), लिखकर या बीमारी के फोटो खींचकर लक्षण दर्ज कर सकूं।</w:t>
       </w:r>
     </w:p>
     <w:p>
@@ -1106,7 +1188,7 @@
           <w:color w:val="1E293B"/>
           <w:sz w:val="20"/>
         </w:rPr>
-        <w:t>US-03 [इमरजेंसी रेड फ्लैग]:</w:t>
+        <w:t>US-03 [साक्ष्य पृथक्करण गेट]:</w:t>
       </w:r>
       <w:r>
         <w:rPr>
@@ -1114,7 +1196,7 @@
           <w:color w:val="1E293B"/>
           <w:sz w:val="20"/>
         </w:rPr>
-        <w:t xml:space="preserve"> छाती में अचानक दर्द और बाएं हाथ में खिंचाव होने पर, सिस्टम तुरंत रेड फ्लैग चेतावनी दे और 108 एम्बुलेंस तथा निकटतम ICU का रास्ता दिखाए।</w:t>
+        <w:t xml:space="preserve"> एक मरीज के रूप में, मैं चाहता हूं कि सिस्टम मेरे बताए गए असली लक्षणों को बाहरी मेडिकल शोर से अलग रखे ताकि केवल वास्तविक लक्षणों पर ही जांच हो।</w:t>
       </w:r>
     </w:p>
     <w:p>
@@ -1130,7 +1212,7 @@
           <w:color w:val="1E293B"/>
           <w:sz w:val="20"/>
         </w:rPr>
-        <w:t>US-04 [पर्ची OCR स्कैनर]:</w:t>
+        <w:t>US-04 [क्लिनिकल हिस्ट्री व अवधि]:</w:t>
       </w:r>
       <w:r>
         <w:rPr>
@@ -1138,7 +1220,7 @@
           <w:color w:val="1E293B"/>
           <w:sz w:val="20"/>
         </w:rPr>
-        <w:t xml:space="preserve"> डॉक्टर की पर्ची की फोटो खींचकर अपलोड करने पर, मुझे दवाओं के नाम, सही खुराक और सावधानियां स्पष्ट हिंदी में समझ आएं।</w:t>
+        <w:t xml:space="preserve"> मरीज के रूप में, मैं बीमारी की अवधि (आज, 1-3 दिन, 4-7 दिन, 1-2 हफ्ते, &gt;2 हफ्ते), पिछली बीमारियां, वर्तमान दवाएं और पारिवारिक मेडिकल हिस्ट्री दर्ज कर सकूं।</w:t>
       </w:r>
     </w:p>
     <w:p>
@@ -1154,7 +1236,7 @@
           <w:color w:val="1E293B"/>
           <w:sz w:val="20"/>
         </w:rPr>
-        <w:t>US-05 [लैब रिपोर्ट विश्लेषक]:</w:t>
+        <w:t>US-05 [आपातकालीन रेड फ्लैग गेट्स]:</w:t>
       </w:r>
       <w:r>
         <w:rPr>
@@ -1162,7 +1244,7 @@
           <w:color w:val="1E293B"/>
           <w:sz w:val="20"/>
         </w:rPr>
-        <w:t xml:space="preserve"> ब्लड रिपोर्ट अपलोड करने पर, सिस्टम सामान्य से कम या ज्यादा वैल्यूज (जैसे हीमोग्लोबिन, प्लेटलेट्स) को चिन्हित करे और समझाए।</w:t>
+        <w:t xml:space="preserve"> छाती में अचानक तेज दर्द या सांस लेने में भारी तकलीफ होने पर, सिस्टम तुरंत रेड फ्लैग चेतावनी दे और 108 एम्बुलेंस व निकटतम ICU का रास्ता दिखाए।</w:t>
       </w:r>
     </w:p>
     <w:p>
@@ -1178,7 +1260,7 @@
           <w:color w:val="1E293B"/>
           <w:sz w:val="20"/>
         </w:rPr>
-        <w:t>US-06 [समग्र स्वास्थ्य व आहार]:</w:t>
+        <w:t>US-06 [पैनल 2: मेडिकल रिपोर्ट व पर्ची स्कैनर]:</w:t>
       </w:r>
       <w:r>
         <w:rPr>
@@ -1186,7 +1268,7 @@
           <w:color w:val="1E293B"/>
           <w:sz w:val="20"/>
         </w:rPr>
-        <w:t xml:space="preserve"> बीमारी की गंभीरता और अवधि के अनुसार ICMR-NIN मान्य आहार और योग सुझाव मिलें।</w:t>
+        <w:t xml:space="preserve"> ब्लड रिपोर्ट (CBC, LFT, Lipid, KFT), रेडियोलॉजी या डॉक्टर की पर्ची अपलोड करने पर, सिस्टम आसान भाषा में समझाए, कारण बताए और जरूरी कदम सुझाए।</w:t>
       </w:r>
     </w:p>
     <w:p>
@@ -1202,7 +1284,7 @@
           <w:color w:val="1E293B"/>
           <w:sz w:val="20"/>
         </w:rPr>
-        <w:t>US-07 [पारिवारिक वॉल्ट व PDF]:</w:t>
+        <w:t>US-07 [त्रि-स्तरीय स्वास्थ्य (दवा, डाइट, योग, कारण)]:</w:t>
       </w:r>
       <w:r>
         <w:rPr>
@@ -1210,22 +1292,7 @@
           <w:color w:val="1E293B"/>
           <w:sz w:val="20"/>
         </w:rPr>
-        <w:t xml:space="preserve"> अपने पूरे परिवार के स्वास्थ्य रिकॉर्ड सुरक्षित रख सकूं और डॉक्टर को दिखाने के लिए PDF रिपोर्ट डाउनलोड कर सकूं।</w:t>
-      </w:r>
-    </w:p>
-    <w:p>
-      <w:pPr>
-        <w:keepNext/>
-        <w:spacing w:before="240" w:after="80"/>
-      </w:pPr>
-      <w:r>
-        <w:rPr>
-          <w:rFonts w:ascii="Segoe UI" w:hAnsi="Segoe UI"/>
-          <w:b/>
-          <w:color w:val="0077B6"/>
-          <w:sz w:val="25"/>
-        </w:rPr>
-        <w:t>3.2 राष्ट्रीय स्वास्थ्य कमान केंद्र यूजर स्टोरीज (ट्रैक 03)</w:t>
+        <w:t xml:space="preserve"> जांच के बाद मुझे संपूर्ण 3-स्तरीय परामर्श मिले: (1) सत्यापित OTC दवाएं (OpenFDA), (2) आहार परामर्श (क्या खाएं / क्या न खाएं), (3) योगासन एवं (4) बीमारी का मूल कारण।</w:t>
       </w:r>
     </w:p>
     <w:p>
@@ -1241,7 +1308,7 @@
           <w:color w:val="1E293B"/>
           <w:sz w:val="20"/>
         </w:rPr>
-        <w:t>US-08 [DOIR निगरानी]:</w:t>
+        <w:t>US-08 [पैनल 3: निकटतम स्वास्थ्य केंद्र रडार (1-25 किमी)]:</w:t>
       </w:r>
       <w:r>
         <w:rPr>
@@ -1249,7 +1316,7 @@
           <w:color w:val="1E293B"/>
           <w:sz w:val="20"/>
         </w:rPr>
-        <w:t xml:space="preserve"> स्वास्थ्य अधिकारी के रूप में, मुझे 225+ PHC केंद्रों में दवाओं के शेष दिनों (DOIR) की लाइव जानकारी मिले ताकि समय रहते आपूर्ति भेजी जा सके।</w:t>
+        <w:t xml:space="preserve"> अस्पताल जाने के लिए मैं 1 से 25 किमी के दायरे में 24/7 आपातकालीन अस्पताल, क्लीनिक और मेडिकल स्टोर खोज सकूं।</w:t>
       </w:r>
     </w:p>
     <w:p>
@@ -1265,7 +1332,7 @@
           <w:color w:val="1E293B"/>
           <w:sz w:val="20"/>
         </w:rPr>
-        <w:t>US-09 [आउटब्रेक स्ट्रेस-टेस्ट]:</w:t>
+        <w:t>US-09 [पैनल 4: स्वास्थ्य रिकॉर्ड वॉल्ट]:</w:t>
       </w:r>
       <w:r>
         <w:rPr>
@@ -1273,7 +1340,7 @@
           <w:color w:val="1E293B"/>
           <w:sz w:val="20"/>
         </w:rPr>
-        <w:t xml:space="preserve"> महामारी वैज्ञानिक के रूप में, मैं मानसून डेंगू या लू जैसे तनाव परिदृश्यों का सिमुलेशन चला सकूं ताकि अतिरिक्त मांग का आकलन हो सके।</w:t>
+        <w:t xml:space="preserve"> अपने और परिवार के सभी पुराने स्कैन, पर्चियां, क्लिनिकल जांच और परामर्श एक जगह सुरक्षित रख सकूं और PDF डाउनलोड कर सकूं।</w:t>
       </w:r>
     </w:p>
     <w:p>
@@ -1289,7 +1356,7 @@
           <w:color w:val="1E293B"/>
           <w:sz w:val="20"/>
         </w:rPr>
-        <w:t>US-10 [दवा पुनर्वितरण सॉल्वर]:</w:t>
+        <w:t>US-10 [त्रिभाषी इंटरफ़ेस व डार्क मोड]:</w:t>
       </w:r>
       <w:r>
         <w:rPr>
@@ -1297,7 +1364,94 @@
           <w:color w:val="1E293B"/>
           <w:sz w:val="20"/>
         </w:rPr>
-        <w:t xml:space="preserve"> लॉजिस्टिक्स प्रभारी के रूप में, मुझे अधिशेष (Surplus) जिलों से कमी (Shortage) वाले जिलों में दवा ट्रांसफर का आधिकारिक मैनिफेस्ट तुरंत प्राप्त हो।</w:t>
+        <w:t xml:space="preserve"> मैं ऐप को लाइट और डार्क मोड में आसानी से बदल सकूं और हिंदी, गुजराती तथा अंग्रेजी में बिना किसी रुकावट के उपयोग कर सकूं।</w:t>
+      </w:r>
+    </w:p>
+    <w:p>
+      <w:pPr>
+        <w:keepNext/>
+        <w:spacing w:before="240" w:after="80"/>
+      </w:pPr>
+      <w:r>
+        <w:rPr>
+          <w:rFonts w:ascii="Segoe UI" w:hAnsi="Segoe UI"/>
+          <w:b/>
+          <w:color w:val="0077B6"/>
+          <w:sz w:val="25"/>
+        </w:rPr>
+        <w:t>3.2 राष्ट्रीय स्वास्थ्य कमान केंद्र यूजर स्टोरीज (ट्रैक 03 - केवल एडमिन हेतु)</w:t>
+      </w:r>
+    </w:p>
+    <w:p>
+      <w:pPr>
+        <w:pStyle w:val="ListBullet"/>
+        <w:spacing w:before="0" w:after="60" w:line="276" w:lineRule="auto"/>
+        <w:ind w:left="360"/>
+      </w:pPr>
+      <w:r>
+        <w:rPr>
+          <w:rFonts w:ascii="Segoe UI" w:hAnsi="Segoe UI"/>
+          <w:b/>
+          <w:color w:val="1E293B"/>
+          <w:sz w:val="20"/>
+        </w:rPr>
+        <w:t>US-11 [एडमिन-सुरक्षित DOIR निगरानी]:</w:t>
+      </w:r>
+      <w:r>
+        <w:rPr>
+          <w:rFonts w:ascii="Segoe UI" w:hAnsi="Segoe UI"/>
+          <w:color w:val="1E293B"/>
+          <w:sz w:val="20"/>
+        </w:rPr>
+        <w:t xml:space="preserve"> अधिकृत स्वास्थ्य प्रशासक के रूप में, केवल मुझे राष्ट्रीय कमान केंद्र का एक्सेस मिले जहाँ मैं 225+ PHC केंद्रों में दवाओं के स्टॉक (DOIR) की लाइव निगरानी कर सकूं।</w:t>
+      </w:r>
+    </w:p>
+    <w:p>
+      <w:pPr>
+        <w:pStyle w:val="ListBullet"/>
+        <w:spacing w:before="0" w:after="60" w:line="276" w:lineRule="auto"/>
+        <w:ind w:left="360"/>
+      </w:pPr>
+      <w:r>
+        <w:rPr>
+          <w:rFonts w:ascii="Segoe UI" w:hAnsi="Segoe UI"/>
+          <w:b/>
+          <w:color w:val="1E293B"/>
+          <w:sz w:val="20"/>
+        </w:rPr>
+        <w:t>US-12 [आउटब्रेक स्ट्रेस-टेस्ट सिमुलेटर]:</w:t>
+      </w:r>
+      <w:r>
+        <w:rPr>
+          <w:rFonts w:ascii="Segoe UI" w:hAnsi="Segoe UI"/>
+          <w:color w:val="1E293B"/>
+          <w:sz w:val="20"/>
+        </w:rPr>
+        <w:t xml:space="preserve"> महामारी विशेषज्ञ के रूप में, मैं मानसून डेंगू या लू जैसे तनाव परिदृश्यों का सिमुलेशन चला सकूं ताकि अतिरिक्त मांग का सटीक पूर्वानुमान मिल सके।</w:t>
+      </w:r>
+    </w:p>
+    <w:p>
+      <w:pPr>
+        <w:pStyle w:val="ListBullet"/>
+        <w:spacing w:before="0" w:after="60" w:line="276" w:lineRule="auto"/>
+        <w:ind w:left="360"/>
+      </w:pPr>
+      <w:r>
+        <w:rPr>
+          <w:rFonts w:ascii="Segoe UI" w:hAnsi="Segoe UI"/>
+          <w:b/>
+          <w:color w:val="1E293B"/>
+          <w:sz w:val="20"/>
+        </w:rPr>
+        <w:t>US-13 [द्वि-स्तरीय दवा पुनर्वितरण सॉल्वर]:</w:t>
+      </w:r>
+      <w:r>
+        <w:rPr>
+          <w:rFonts w:ascii="Segoe UI" w:hAnsi="Segoe UI"/>
+          <w:color w:val="1E293B"/>
+          <w:sz w:val="20"/>
+        </w:rPr>
+        <w:t xml:space="preserve"> लॉजिस्टिक्स प्रभारी के रूप में, मुझे अधिशेष जिलों से कमी वाले जिलों में दवा ट्रांसफर का आधिकारिक मैनिफेस्ट तुरंत प्राप्त हो।</w:t>
       </w:r>
     </w:p>
     <w:p>
@@ -2422,7 +2576,7 @@
         <w:color w:val="64748B"/>
         <w:sz w:val="16"/>
       </w:rPr>
-      <w:t>DocMindX AI Platform | Enterprise Clinical Health Intelligence | Confidential &amp; Proprietary</w:t>
+      <w:t>DocMindX AI Platform | SOCCA (M.Sc. D.S.) | Mentor: Mr. Ketan Nakum | Production Verified</w:t>
     </w:r>
   </w:p>
 </w:ftr>
